--- a/docs/BarberTime_Lab1.docx
+++ b/docs/BarberTime_Lab1.docx
@@ -79,7 +79,7 @@
           <w:sz w:val="22"/>
           <w:szCs w:val="22"/>
         </w:rPr>
-        <w:t xml:space="preserve"> Dias Adilov, Nurmuhammed Zaitin, Zhangir Isametov; group IT1-2315.</w:t>
+        <w:t xml:space="preserve"> Dias Adilov, Nurmuhammed Zaitin, Zhangir Isametov, Ilmurat Kassymov; group IT1-2315.</w:t>
       </w:r>
     </w:p>
     <w:p>
